--- a/public/Satvik_Saluja_CV.docx
+++ b/public/Satvik_Saluja_CV.docx
@@ -124,7 +124,7 @@
       <w:r>
         <w:t xml:space="preserve"> | </w:t>
       </w:r>
-      <w:hyperlink r:id="rId14" w:history="1">
+      <w:hyperlink r:id="rId8" w:history="1">
         <w:r>
           <w:rPr>
             <w:rStyle w:val="Hyperlink"/>
@@ -427,7 +427,7 @@
         </w:rPr>
         <w:t xml:space="preserve"> - </w:t>
       </w:r>
-      <w:hyperlink r:id="rId8" w:history="1">
+      <w:hyperlink r:id="rId9" w:history="1">
         <w:r>
           <w:rPr>
             <w:rStyle w:val="Hyperlink"/>
@@ -446,7 +446,7 @@
         </w:rPr>
         <w:t xml:space="preserve"> | </w:t>
       </w:r>
-      <w:hyperlink r:id="rId9" w:history="1">
+      <w:hyperlink r:id="rId10" w:history="1">
         <w:r>
           <w:rPr>
             <w:rStyle w:val="Hyperlink"/>
@@ -669,7 +669,7 @@
         </w:rPr>
         <w:t xml:space="preserve"> </w:t>
       </w:r>
-      <w:hyperlink r:id="rId10" w:history="1">
+      <w:hyperlink r:id="rId11" w:history="1">
         <w:r>
           <w:rPr>
             <w:rStyle w:val="Hyperlink"/>
@@ -690,7 +690,7 @@
         </w:rPr>
         <w:t xml:space="preserve"> | </w:t>
       </w:r>
-      <w:hyperlink r:id="rId11" w:history="1">
+      <w:hyperlink r:id="rId12" w:history="1">
         <w:proofErr w:type="spellStart"/>
         <w:r>
           <w:rPr>
@@ -721,13 +721,19 @@
         <w:rPr>
           <w:rFonts w:asciiTheme="minorHAnsi" w:hAnsiTheme="minorHAnsi" w:cstheme="minorHAnsi"/>
         </w:rPr>
-        <w:t>Python</w:t>
+        <w:t xml:space="preserve">Python </w:t>
+      </w:r>
+      <w:r>
+        <w:rPr>
+          <w:rFonts w:asciiTheme="minorHAnsi" w:eastAsia="Calibri" w:hAnsiTheme="minorHAnsi" w:cstheme="minorHAnsi"/>
+        </w:rPr>
+        <w:t xml:space="preserve">• </w:t>
       </w:r>
       <w:r>
         <w:rPr>
           <w:rFonts w:asciiTheme="minorHAnsi" w:hAnsiTheme="minorHAnsi" w:cstheme="minorHAnsi"/>
         </w:rPr>
-        <w:t xml:space="preserve"> </w:t>
+        <w:t xml:space="preserve"> PyTorch, </w:t>
       </w:r>
       <w:r>
         <w:rPr>
@@ -739,13 +745,19 @@
         <w:rPr>
           <w:rFonts w:asciiTheme="minorHAnsi" w:hAnsiTheme="minorHAnsi" w:cstheme="minorHAnsi"/>
         </w:rPr>
-        <w:t xml:space="preserve"> PyTorch,</w:t>
+        <w:t xml:space="preserve">Fast API </w:t>
+      </w:r>
+      <w:r>
+        <w:rPr>
+          <w:rFonts w:asciiTheme="minorHAnsi" w:eastAsia="Calibri" w:hAnsiTheme="minorHAnsi" w:cstheme="minorHAnsi"/>
+        </w:rPr>
+        <w:t xml:space="preserve">• </w:t>
       </w:r>
       <w:r>
         <w:rPr>
           <w:rFonts w:asciiTheme="minorHAnsi" w:hAnsiTheme="minorHAnsi" w:cstheme="minorHAnsi"/>
         </w:rPr>
-        <w:t xml:space="preserve"> </w:t>
+        <w:t xml:space="preserve">React </w:t>
       </w:r>
       <w:r>
         <w:rPr>
@@ -757,43 +769,7 @@
         <w:rPr>
           <w:rFonts w:asciiTheme="minorHAnsi" w:hAnsiTheme="minorHAnsi" w:cstheme="minorHAnsi"/>
         </w:rPr>
-        <w:t xml:space="preserve">Fast API </w:t>
-      </w:r>
-      <w:r>
-        <w:rPr>
-          <w:rFonts w:asciiTheme="minorHAnsi" w:eastAsia="Calibri" w:hAnsiTheme="minorHAnsi" w:cstheme="minorHAnsi"/>
-        </w:rPr>
-        <w:t xml:space="preserve">• </w:t>
-      </w:r>
-      <w:r>
-        <w:rPr>
-          <w:rFonts w:asciiTheme="minorHAnsi" w:hAnsiTheme="minorHAnsi" w:cstheme="minorHAnsi"/>
-        </w:rPr>
-        <w:t>React</w:t>
-      </w:r>
-      <w:r>
-        <w:rPr>
-          <w:rFonts w:asciiTheme="minorHAnsi" w:hAnsiTheme="minorHAnsi" w:cstheme="minorHAnsi"/>
-        </w:rPr>
-        <w:t xml:space="preserve"> </w:t>
-      </w:r>
-      <w:r>
-        <w:rPr>
-          <w:rFonts w:asciiTheme="minorHAnsi" w:eastAsia="Calibri" w:hAnsiTheme="minorHAnsi" w:cstheme="minorHAnsi"/>
-        </w:rPr>
-        <w:t xml:space="preserve">• </w:t>
-      </w:r>
-      <w:r>
-        <w:rPr>
-          <w:rFonts w:asciiTheme="minorHAnsi" w:hAnsiTheme="minorHAnsi" w:cstheme="minorHAnsi"/>
-        </w:rPr>
-        <w:t xml:space="preserve"> </w:t>
-      </w:r>
-      <w:r>
-        <w:rPr>
-          <w:rFonts w:asciiTheme="minorHAnsi" w:hAnsiTheme="minorHAnsi" w:cstheme="minorHAnsi"/>
-        </w:rPr>
-        <w:t>SQL Alchemy</w:t>
+        <w:t xml:space="preserve"> SQL Alchemy</w:t>
       </w:r>
     </w:p>
     <w:p>
@@ -935,21 +911,7 @@
           <w:b/>
           <w:bCs/>
         </w:rPr>
-        <w:t>React/</w:t>
-      </w:r>
-      <w:r>
-        <w:rPr>
-          <w:b/>
-          <w:bCs/>
-        </w:rPr>
-        <w:t>Fast API</w:t>
-      </w:r>
-      <w:r>
-        <w:rPr>
-          <w:b/>
-          <w:bCs/>
-        </w:rPr>
-        <w:t xml:space="preserve"> application</w:t>
+        <w:t>React/Fast API application</w:t>
       </w:r>
       <w:r>
         <w:t xml:space="preserve"> with WebSocket streaming, interactive 24-well visualization, what-if intervention analysis, dose-response simulation, CSV ingestion, and experiment analytics on </w:t>
@@ -1233,6 +1195,66 @@
         </w:rPr>
         <w:t xml:space="preserve"> </w:t>
       </w:r>
+      <w:r>
+        <w:rPr>
+          <w:rFonts w:ascii="Calibri" w:eastAsia="Calibri" w:hAnsi="Calibri" w:cs="Calibri"/>
+          <w:b/>
+          <w:bCs/>
+          <w:sz w:val="24"/>
+          <w:szCs w:val="24"/>
+        </w:rPr>
+        <w:t>-</w:t>
+      </w:r>
+      <w:r>
+        <w:rPr>
+          <w:rFonts w:ascii="Calibri" w:eastAsia="Calibri" w:hAnsi="Calibri" w:cs="Calibri"/>
+          <w:sz w:val="24"/>
+          <w:szCs w:val="24"/>
+        </w:rPr>
+        <w:t xml:space="preserve"> </w:t>
+      </w:r>
+      <w:hyperlink r:id="rId13" w:history="1">
+        <w:r>
+          <w:rPr>
+            <w:rStyle w:val="Hyperlink"/>
+            <w:rFonts w:ascii="Calibri" w:eastAsia="Calibri" w:hAnsi="Calibri" w:cs="Calibri"/>
+            <w:sz w:val="24"/>
+            <w:szCs w:val="24"/>
+          </w:rPr>
+          <w:t>Link</w:t>
+        </w:r>
+      </w:hyperlink>
+      <w:r>
+        <w:rPr>
+          <w:rFonts w:ascii="Calibri" w:eastAsia="Calibri" w:hAnsi="Calibri" w:cs="Calibri"/>
+          <w:sz w:val="24"/>
+          <w:szCs w:val="24"/>
+        </w:rPr>
+        <w:t xml:space="preserve"> | </w:t>
+      </w:r>
+      <w:hyperlink r:id="rId14" w:history="1">
+        <w:proofErr w:type="spellStart"/>
+        <w:r>
+          <w:rPr>
+            <w:rStyle w:val="Hyperlink"/>
+            <w:rFonts w:ascii="Calibri" w:eastAsia="Calibri" w:hAnsi="Calibri" w:cs="Calibri"/>
+            <w:sz w:val="24"/>
+            <w:szCs w:val="24"/>
+          </w:rPr>
+          <w:t>Github</w:t>
+        </w:r>
+        <w:proofErr w:type="spellEnd"/>
+      </w:hyperlink>
+      <w:r>
+        <w:rPr>
+          <w:rFonts w:ascii="Calibri" w:eastAsia="Calibri" w:hAnsi="Calibri" w:cs="Calibri"/>
+          <w:b/>
+          <w:bCs/>
+          <w:sz w:val="24"/>
+          <w:szCs w:val="24"/>
+        </w:rPr>
+        <w:t xml:space="preserve"> </w:t>
+      </w:r>
     </w:p>
     <w:p>
       <w:pPr>
@@ -1324,6 +1346,147 @@
         </w:rPr>
         <w:t>81% Recall@5, 85% citation accuracy, 82% supported-claim rate, and 13% hallucination rate across biomedical evaluation queries.</w:t>
       </w:r>
+      <w:r>
+        <w:rPr>
+          <w:rFonts w:ascii="Calibri" w:eastAsia="Calibri" w:hAnsi="Calibri" w:cs="Calibri"/>
+        </w:rPr>
+        <w:br/>
+      </w:r>
+    </w:p>
+    <w:p>
+      <w:pPr>
+        <w:spacing w:after="10"/>
+        <w:ind w:left="145"/>
+      </w:pPr>
+      <w:r>
+        <w:t xml:space="preserve">Undergoing - </w:t>
+      </w:r>
+    </w:p>
+    <w:p>
+      <w:pPr>
+        <w:spacing w:after="10"/>
+      </w:pPr>
+      <w:r>
+        <w:rPr>
+          <w:b/>
+          <w:bCs/>
+        </w:rPr>
+        <w:t>HNN-Core Surrogate - Constrained Differentiable Modeling of Cortical Microcircuit Dynamics</w:t>
+      </w:r>
+      <w:r>
+        <w:rPr>
+          <w:b/>
+          <w:bCs/>
+        </w:rPr>
+        <w:t xml:space="preserve"> - </w:t>
+      </w:r>
+    </w:p>
+    <w:p>
+      <w:pPr>
+        <w:spacing w:after="10"/>
+      </w:pPr>
+      <w:proofErr w:type="spellStart"/>
+      <w:r>
+        <w:rPr>
+          <w:i/>
+          <w:iCs/>
+        </w:rPr>
+        <w:t>PyTorch</w:t>
+      </w:r>
+      <w:proofErr w:type="spellEnd"/>
+      <w:r>
+        <w:rPr>
+          <w:i/>
+          <w:iCs/>
+        </w:rPr>
+        <w:t xml:space="preserve"> Geometric, HNN-Core</w:t>
+      </w:r>
+    </w:p>
+    <w:p>
+      <w:pPr>
+        <w:spacing w:after="10"/>
+      </w:pPr>
+      <w:r>
+        <w:t>Independent research project extending the constrained-GNN methodology from the Cell Digital Twin to a second, structurally different biological system: biophysically detailed cortical microcircuit simulation. Motivated by a known computational bottleneck - NEURON-based simulators like HNN-Core are too slow to support large-scale parameter inference or uncertainty quantification against empirical MEG/EEG data - this project builds a differentiable surrogate with hard biophysical constraints baked directly into the architecture.</w:t>
+      </w:r>
+    </w:p>
+    <w:p>
+      <w:pPr>
+        <w:numPr>
+          <w:ilvl w:val="0"/>
+          <w:numId w:val="4"/>
+        </w:numPr>
+        <w:spacing w:after="10"/>
+      </w:pPr>
+      <w:r>
+        <w:rPr>
+          <w:b/>
+          <w:bCs/>
+        </w:rPr>
+        <w:t xml:space="preserve">Developing a GNN-based differentiable surrogate for HNN-Core </w:t>
+      </w:r>
+      <w:r>
+        <w:t>to accelerate parameter inference and uncertainty quantification in biophysically detailed cortical simulations.</w:t>
+      </w:r>
+    </w:p>
+    <w:p>
+      <w:pPr>
+        <w:numPr>
+          <w:ilvl w:val="0"/>
+          <w:numId w:val="4"/>
+        </w:numPr>
+        <w:spacing w:after="10"/>
+      </w:pPr>
+      <w:r>
+        <w:rPr>
+          <w:b/>
+          <w:bCs/>
+        </w:rPr>
+        <w:t xml:space="preserve">Designing hard architectural constraints </w:t>
+      </w:r>
+      <w:r>
+        <w:t>including Dale's Law and non-negative conduction delays rather than relying on soft training penalties.</w:t>
+      </w:r>
+    </w:p>
+    <w:p>
+      <w:pPr>
+        <w:numPr>
+          <w:ilvl w:val="0"/>
+          <w:numId w:val="4"/>
+        </w:numPr>
+        <w:spacing w:after="10"/>
+      </w:pPr>
+      <w:r>
+        <w:rPr>
+          <w:b/>
+          <w:bCs/>
+        </w:rPr>
+        <w:t xml:space="preserve">Building on the synaptic connectivity </w:t>
+      </w:r>
+      <w:proofErr w:type="spellStart"/>
+      <w:r>
+        <w:rPr>
+          <w:b/>
+          <w:bCs/>
+        </w:rPr>
+        <w:t>DataFrame</w:t>
+      </w:r>
+      <w:proofErr w:type="spellEnd"/>
+      <w:r>
+        <w:rPr>
+          <w:b/>
+          <w:bCs/>
+        </w:rPr>
+        <w:t xml:space="preserve"> representation </w:t>
+      </w:r>
+      <w:r>
+        <w:t>developed through GSoC as the graph schema for the surrogate.</w:t>
+      </w:r>
+    </w:p>
+    <w:p>
+      <w:pPr>
+        <w:spacing w:after="10"/>
+      </w:pPr>
     </w:p>
     <w:p>
       <w:pPr>
@@ -1855,6 +2018,18 @@
   </w:num>
   <w:num w:numId="3" w16cid:durableId="329674004">
     <w:abstractNumId w:val="1"/>
+  </w:num>
+  <w:num w:numId="4" w16cid:durableId="1096170486">
+    <w:abstractNumId w:val="0"/>
+    <w:lvlOverride w:ilvl="0"/>
+    <w:lvlOverride w:ilvl="1"/>
+    <w:lvlOverride w:ilvl="2"/>
+    <w:lvlOverride w:ilvl="3"/>
+    <w:lvlOverride w:ilvl="4"/>
+    <w:lvlOverride w:ilvl="5"/>
+    <w:lvlOverride w:ilvl="6"/>
+    <w:lvlOverride w:ilvl="7"/>
+    <w:lvlOverride w:ilvl="8"/>
   </w:num>
 </w:numbering>
 </file>
